--- a/高程/实验报告/第五章/chapter5.docx
+++ b/高程/实验报告/第五章/chapter5.docx
@@ -638,6 +638,7 @@
       <w:pPr>
         <w:widowControl w:val="0"/>
         <w:numPr>
+          <w:ilvl w:val="0"/>
           <w:numId w:val="0"/>
         </w:numPr>
         <w:jc w:val="both"/>
@@ -656,6 +657,7 @@
       <w:pPr>
         <w:widowControl w:val="0"/>
         <w:numPr>
+          <w:ilvl w:val="0"/>
           <w:numId w:val="0"/>
         </w:numPr>
         <w:jc w:val="both"/>
@@ -681,13 +683,12 @@
         </w:rPr>
         <w:t>习题5-3</w:t>
       </w:r>
-      <w:bookmarkStart w:id="0" w:name="_GoBack"/>
-      <w:bookmarkEnd w:id="0"/>
     </w:p>
     <w:p>
       <w:pPr>
         <w:widowControl w:val="0"/>
         <w:numPr>
+          <w:ilvl w:val="0"/>
           <w:numId w:val="0"/>
         </w:numPr>
         <w:jc w:val="both"/>
@@ -706,6 +707,7 @@
       <w:pPr>
         <w:widowControl w:val="0"/>
         <w:numPr>
+          <w:ilvl w:val="0"/>
           <w:numId w:val="0"/>
         </w:numPr>
         <w:jc w:val="both"/>
@@ -772,6 +774,7 @@
       <w:pPr>
         <w:widowControl w:val="0"/>
         <w:numPr>
+          <w:ilvl w:val="0"/>
           <w:numId w:val="0"/>
         </w:numPr>
         <w:jc w:val="both"/>
@@ -802,6 +805,7 @@
       <w:pPr>
         <w:widowControl w:val="0"/>
         <w:numPr>
+          <w:ilvl w:val="0"/>
           <w:numId w:val="0"/>
         </w:numPr>
         <w:jc w:val="both"/>
@@ -820,10 +824,147 @@
       <w:pPr>
         <w:widowControl w:val="0"/>
         <w:numPr>
+          <w:ilvl w:val="0"/>
           <w:numId w:val="0"/>
         </w:numPr>
         <w:jc w:val="both"/>
         <w:rPr>
+          <w:rFonts w:hint="eastAsia" w:asciiTheme="minorHAnsi" w:hAnsiTheme="minorHAnsi" w:eastAsiaTheme="minorEastAsia" w:cstheme="minorBidi"/>
+          <w:b w:val="0"/>
+          <w:bCs w:val="0"/>
+          <w:kern w:val="2"/>
+          <w:sz w:val="21"/>
+          <w:szCs w:val="21"/>
+          <w:lang w:val="en-US" w:eastAsia="zh-CN" w:bidi="ar-SA"/>
+        </w:rPr>
+      </w:pPr>
+    </w:p>
+    <w:p>
+      <w:pPr>
+        <w:widowControl w:val="0"/>
+        <w:numPr>
+          <w:ilvl w:val="0"/>
+          <w:numId w:val="0"/>
+        </w:numPr>
+        <w:jc w:val="both"/>
+        <w:rPr>
+          <w:rFonts w:hint="eastAsia" w:cstheme="minorBidi"/>
+          <w:b w:val="0"/>
+          <w:bCs w:val="0"/>
+          <w:kern w:val="2"/>
+          <w:sz w:val="21"/>
+          <w:szCs w:val="21"/>
+          <w:lang w:val="en-US" w:eastAsia="zh-CN" w:bidi="ar-SA"/>
+        </w:rPr>
+      </w:pPr>
+      <w:r>
+        <w:rPr>
+          <w:rFonts w:hint="eastAsia" w:cstheme="minorBidi"/>
+          <w:b w:val="0"/>
+          <w:bCs w:val="0"/>
+          <w:kern w:val="2"/>
+          <w:sz w:val="21"/>
+          <w:szCs w:val="21"/>
+          <w:lang w:val="en-US" w:eastAsia="zh-CN" w:bidi="ar-SA"/>
+        </w:rPr>
+        <w:t>习题5-7</w:t>
+      </w:r>
+    </w:p>
+    <w:p>
+      <w:pPr>
+        <w:widowControl w:val="0"/>
+        <w:numPr>
+          <w:ilvl w:val="0"/>
+          <w:numId w:val="0"/>
+        </w:numPr>
+        <w:jc w:val="both"/>
+        <w:rPr>
+          <w:rFonts w:hint="eastAsia" w:cstheme="minorBidi"/>
+          <w:b w:val="0"/>
+          <w:bCs w:val="0"/>
+          <w:kern w:val="2"/>
+          <w:sz w:val="21"/>
+          <w:szCs w:val="21"/>
+          <w:lang w:val="en-US" w:eastAsia="zh-CN" w:bidi="ar-SA"/>
+        </w:rPr>
+      </w:pPr>
+    </w:p>
+    <w:p>
+      <w:pPr>
+        <w:widowControl w:val="0"/>
+        <w:numPr>
+          <w:ilvl w:val="0"/>
+          <w:numId w:val="0"/>
+        </w:numPr>
+        <w:jc w:val="both"/>
+        <w:rPr>
+          <w:rFonts w:hint="default" w:cstheme="minorBidi"/>
+          <w:b w:val="0"/>
+          <w:bCs w:val="0"/>
+          <w:kern w:val="2"/>
+          <w:sz w:val="21"/>
+          <w:szCs w:val="21"/>
+          <w:lang w:val="en-US" w:eastAsia="zh-CN" w:bidi="ar-SA"/>
+        </w:rPr>
+      </w:pPr>
+      <w:r>
+        <w:rPr>
+          <w:rFonts w:hint="default" w:cstheme="minorBidi"/>
+          <w:b w:val="0"/>
+          <w:bCs w:val="0"/>
+          <w:kern w:val="2"/>
+          <w:sz w:val="21"/>
+          <w:szCs w:val="21"/>
+          <w:lang w:val="en-US" w:eastAsia="zh-CN" w:bidi="ar-SA"/>
+        </w:rPr>
+        <w:drawing>
+          <wp:inline distT="0" distB="0" distL="114300" distR="114300">
+            <wp:extent cx="5266690" cy="3817620"/>
+            <wp:effectExtent l="0" t="0" r="635" b="1905"/>
+            <wp:docPr id="5" name="图片 5" descr="练习5-7"/>
+            <wp:cNvGraphicFramePr>
+              <a:graphicFrameLocks xmlns:a="http://schemas.openxmlformats.org/drawingml/2006/main" noChangeAspect="1"/>
+            </wp:cNvGraphicFramePr>
+            <a:graphic xmlns:a="http://schemas.openxmlformats.org/drawingml/2006/main">
+              <a:graphicData uri="http://schemas.openxmlformats.org/drawingml/2006/picture">
+                <pic:pic xmlns:pic="http://schemas.openxmlformats.org/drawingml/2006/picture">
+                  <pic:nvPicPr>
+                    <pic:cNvPr id="5" name="图片 5" descr="练习5-7"/>
+                    <pic:cNvPicPr>
+                      <a:picLocks noChangeAspect="1"/>
+                    </pic:cNvPicPr>
+                  </pic:nvPicPr>
+                  <pic:blipFill>
+                    <a:blip r:embed="rId8"/>
+                    <a:stretch>
+                      <a:fillRect/>
+                    </a:stretch>
+                  </pic:blipFill>
+                  <pic:spPr>
+                    <a:xfrm>
+                      <a:off x="0" y="0"/>
+                      <a:ext cx="5266690" cy="3817620"/>
+                    </a:xfrm>
+                    <a:prstGeom prst="rect">
+                      <a:avLst/>
+                    </a:prstGeom>
+                  </pic:spPr>
+                </pic:pic>
+              </a:graphicData>
+            </a:graphic>
+          </wp:inline>
+        </w:drawing>
+      </w:r>
+    </w:p>
+    <w:p>
+      <w:pPr>
+        <w:widowControl w:val="0"/>
+        <w:numPr>
+          <w:ilvl w:val="0"/>
+          <w:numId w:val="0"/>
+        </w:numPr>
+        <w:jc w:val="both"/>
+        <w:rPr>
           <w:rFonts w:hint="default" w:asciiTheme="minorHAnsi" w:hAnsiTheme="minorHAnsi" w:eastAsiaTheme="minorEastAsia" w:cstheme="minorBidi"/>
           <w:b w:val="0"/>
           <w:bCs w:val="0"/>
@@ -833,6 +974,125 @@
           <w:lang w:val="en-US" w:eastAsia="zh-CN" w:bidi="ar-SA"/>
         </w:rPr>
       </w:pPr>
+    </w:p>
+    <w:p>
+      <w:pPr>
+        <w:widowControl w:val="0"/>
+        <w:numPr>
+          <w:ilvl w:val="0"/>
+          <w:numId w:val="0"/>
+        </w:numPr>
+        <w:jc w:val="both"/>
+        <w:rPr>
+          <w:rFonts w:hint="eastAsia" w:cstheme="minorBidi"/>
+          <w:b w:val="0"/>
+          <w:bCs w:val="0"/>
+          <w:kern w:val="2"/>
+          <w:sz w:val="21"/>
+          <w:szCs w:val="21"/>
+          <w:lang w:val="en-US" w:eastAsia="zh-CN" w:bidi="ar-SA"/>
+        </w:rPr>
+      </w:pPr>
+      <w:r>
+        <w:rPr>
+          <w:rFonts w:hint="eastAsia" w:cstheme="minorBidi"/>
+          <w:b w:val="0"/>
+          <w:bCs w:val="0"/>
+          <w:kern w:val="2"/>
+          <w:sz w:val="21"/>
+          <w:szCs w:val="21"/>
+          <w:lang w:val="en-US" w:eastAsia="zh-CN" w:bidi="ar-SA"/>
+        </w:rPr>
+        <w:t>习题5-13</w:t>
+      </w:r>
+    </w:p>
+    <w:p>
+      <w:pPr>
+        <w:widowControl w:val="0"/>
+        <w:numPr>
+          <w:ilvl w:val="0"/>
+          <w:numId w:val="0"/>
+        </w:numPr>
+        <w:jc w:val="both"/>
+        <w:rPr>
+          <w:rFonts w:hint="eastAsia" w:cstheme="minorBidi"/>
+          <w:b w:val="0"/>
+          <w:bCs w:val="0"/>
+          <w:kern w:val="2"/>
+          <w:sz w:val="21"/>
+          <w:szCs w:val="21"/>
+          <w:lang w:val="en-US" w:eastAsia="zh-CN" w:bidi="ar-SA"/>
+        </w:rPr>
+      </w:pPr>
+    </w:p>
+    <w:p>
+      <w:pPr>
+        <w:widowControl w:val="0"/>
+        <w:numPr>
+          <w:ilvl w:val="0"/>
+          <w:numId w:val="0"/>
+        </w:numPr>
+        <w:jc w:val="both"/>
+        <w:rPr>
+          <w:rFonts w:hint="default" w:cstheme="minorBidi"/>
+          <w:b w:val="0"/>
+          <w:bCs w:val="0"/>
+          <w:kern w:val="2"/>
+          <w:sz w:val="21"/>
+          <w:szCs w:val="21"/>
+          <w:lang w:val="en-US" w:eastAsia="zh-CN" w:bidi="ar-SA"/>
+        </w:rPr>
+      </w:pPr>
+      <w:bookmarkStart w:id="0" w:name="_GoBack"/>
+      <w:r>
+        <w:rPr>
+          <w:rFonts w:hint="default" w:cstheme="minorBidi"/>
+          <w:b w:val="0"/>
+          <w:bCs w:val="0"/>
+          <w:kern w:val="2"/>
+          <w:sz w:val="21"/>
+          <w:szCs w:val="21"/>
+          <w:lang w:val="en-US" w:eastAsia="zh-CN" w:bidi="ar-SA"/>
+        </w:rPr>
+        <w:drawing>
+          <wp:inline distT="0" distB="0" distL="114300" distR="114300">
+            <wp:extent cx="5262880" cy="2210435"/>
+            <wp:effectExtent l="0" t="0" r="4445" b="8890"/>
+            <wp:docPr id="6" name="图片 6" descr="练习5-13"/>
+            <wp:cNvGraphicFramePr>
+              <a:graphicFrameLocks xmlns:a="http://schemas.openxmlformats.org/drawingml/2006/main" noChangeAspect="1"/>
+            </wp:cNvGraphicFramePr>
+            <a:graphic xmlns:a="http://schemas.openxmlformats.org/drawingml/2006/main">
+              <a:graphicData uri="http://schemas.openxmlformats.org/drawingml/2006/picture">
+                <pic:pic xmlns:pic="http://schemas.openxmlformats.org/drawingml/2006/picture">
+                  <pic:nvPicPr>
+                    <pic:cNvPr id="6" name="图片 6" descr="练习5-13"/>
+                    <pic:cNvPicPr>
+                      <a:picLocks noChangeAspect="1"/>
+                    </pic:cNvPicPr>
+                  </pic:nvPicPr>
+                  <pic:blipFill>
+                    <a:blip r:embed="rId9"/>
+                    <a:stretch>
+                      <a:fillRect/>
+                    </a:stretch>
+                  </pic:blipFill>
+                  <pic:spPr>
+                    <a:xfrm>
+                      <a:off x="0" y="0"/>
+                      <a:ext cx="5262880" cy="2210435"/>
+                    </a:xfrm>
+                    <a:prstGeom prst="rect">
+                      <a:avLst/>
+                    </a:prstGeom>
+                  </pic:spPr>
+                </pic:pic>
+              </a:graphicData>
+            </a:graphic>
+          </wp:inline>
+        </w:drawing>
+      </w:r>
+      <w:bookmarkEnd w:id="0"/>
     </w:p>
     <w:sectPr>
       <w:pgSz w:w="11906" w:h="16838"/>
